--- a/assets/Sreekanth_Mangali_Resume.docx
+++ b/assets/Sreekanth_Mangali_Resume.docx
@@ -4,57 +4,57 @@
   <w:body>
     <w:p>
       <w:pPr>
-        <w:spacing w:after="30" w:before="0" w:line="240"/>
-        <w:jc w:val="left"/>
-      </w:pPr>
-      <w:r>
-        <w:rPr>
-          <w:rFonts w:ascii="Arial" w:cs="Arial" w:eastAsia="Arial" w:hAnsi="Arial"/>
-          <w:b/>
-          <w:bCs/>
-          <w:sz w:val="44"/>
-          <w:szCs w:val="44"/>
+        <w:spacing w:after="20" w:before="0" w:line="240"/>
+        <w:jc w:val="center"/>
+      </w:pPr>
+      <w:r>
+        <w:rPr>
+          <w:rFonts w:ascii="Arial" w:cs="Arial" w:eastAsia="Arial" w:hAnsi="Arial"/>
+          <w:b/>
+          <w:bCs/>
+          <w:sz w:val="40"/>
+          <w:szCs w:val="40"/>
         </w:rPr>
         <w:t xml:space="preserve">SREEKANTH MANGALI</w:t>
       </w:r>
     </w:p>
     <w:p>
       <w:pPr>
-        <w:spacing w:after="30" w:before="0" w:line="246"/>
-        <w:jc w:val="left"/>
-      </w:pPr>
-      <w:r>
-        <w:rPr>
-          <w:rFonts w:ascii="Arial" w:cs="Arial" w:eastAsia="Arial" w:hAnsi="Arial"/>
-          <w:b/>
-          <w:bCs/>
-          <w:sz w:val="22"/>
-          <w:szCs w:val="22"/>
-        </w:rPr>
-        <w:t xml:space="preserve">Business Analyst | Fintech | Product &amp; Data Analysis</w:t>
-      </w:r>
-    </w:p>
-    <w:p>
-      <w:pPr>
-        <w:spacing w:after="20" w:before="0" w:line="246"/>
-        <w:jc w:val="left"/>
-      </w:pPr>
-      <w:r>
-        <w:rPr>
-          <w:rFonts w:ascii="Arial" w:cs="Arial" w:eastAsia="Arial" w:hAnsi="Arial"/>
-          <w:sz w:val="19"/>
-          <w:szCs w:val="19"/>
+        <w:spacing w:after="30" w:before="0" w:line="256"/>
+        <w:jc w:val="center"/>
+      </w:pPr>
+      <w:r>
+        <w:rPr>
+          <w:rFonts w:ascii="Arial" w:cs="Arial" w:eastAsia="Arial" w:hAnsi="Arial"/>
+          <w:b/>
+          <w:bCs/>
+          <w:sz w:val="20"/>
+          <w:szCs w:val="20"/>
+        </w:rPr>
+        <w:t xml:space="preserve">Business Analyst | Fintech | Data &amp; Product Analysis</w:t>
+      </w:r>
+    </w:p>
+    <w:p>
+      <w:pPr>
+        <w:spacing w:after="20" w:before="0" w:line="256"/>
+        <w:jc w:val="center"/>
+      </w:pPr>
+      <w:r>
+        <w:rPr>
+          <w:rFonts w:ascii="Arial" w:cs="Arial" w:eastAsia="Arial" w:hAnsi="Arial"/>
+          <w:sz w:val="18"/>
+          <w:szCs w:val="18"/>
         </w:rPr>
         <w:t xml:space="preserve">Hyderabad, India | +91 8309862735 | </w:t>
       </w:r>
-      <w:hyperlink w:history="1" r:id="rIdib142aoe6wrzw0fy6e8vb">
+      <w:hyperlink w:history="1" r:id="rIdjz3si4a2nzvwyzukpqzhz">
         <w:r>
           <w:rPr>
             <w:rStyle w:val="Hyperlink"/>
             <w:rFonts w:ascii="Arial" w:cs="Arial" w:eastAsia="Arial" w:hAnsi="Arial"/>
-            <w:color w:val="000000"/>
-            <w:sz w:val="19"/>
-            <w:szCs w:val="19"/>
+            <w:color w:val="1155CC"/>
+            <w:sz w:val="18"/>
+            <w:szCs w:val="18"/>
           </w:rPr>
           <w:t xml:space="preserve">sreekanthmangali@outlook.com</w:t>
         </w:r>
@@ -62,25 +62,25 @@
     </w:p>
     <w:p>
       <w:pPr>
-        <w:spacing w:after="0" w:before="0" w:line="246"/>
-        <w:jc w:val="left"/>
-      </w:pPr>
-      <w:r>
-        <w:rPr>
-          <w:rFonts w:ascii="Arial" w:cs="Arial" w:eastAsia="Arial" w:hAnsi="Arial"/>
-          <w:sz w:val="19"/>
-          <w:szCs w:val="19"/>
+        <w:spacing w:after="0" w:before="0" w:line="256"/>
+        <w:jc w:val="center"/>
+      </w:pPr>
+      <w:r>
+        <w:rPr>
+          <w:rFonts w:ascii="Arial" w:cs="Arial" w:eastAsia="Arial" w:hAnsi="Arial"/>
+          <w:sz w:val="18"/>
+          <w:szCs w:val="18"/>
         </w:rPr>
         <w:t xml:space="preserve">LinkedIn: </w:t>
       </w:r>
-      <w:hyperlink w:history="1" r:id="rId5z3erswgzrf8m_jwtj8-0">
+      <w:hyperlink w:history="1" r:id="rId0sqswwop0g7yxe85iq07g">
         <w:r>
           <w:rPr>
             <w:rStyle w:val="Hyperlink"/>
             <w:rFonts w:ascii="Arial" w:cs="Arial" w:eastAsia="Arial" w:hAnsi="Arial"/>
-            <w:color w:val="000000"/>
-            <w:sz w:val="19"/>
-            <w:szCs w:val="19"/>
+            <w:color w:val="1155CC"/>
+            <w:sz w:val="18"/>
+            <w:szCs w:val="18"/>
           </w:rPr>
           <w:t xml:space="preserve">linkedin.com/in/sreekanthmangali</w:t>
         </w:r>
@@ -88,19 +88,19 @@
       <w:r>
         <w:rPr>
           <w:rFonts w:ascii="Arial" w:cs="Arial" w:eastAsia="Arial" w:hAnsi="Arial"/>
-          <w:sz w:val="19"/>
-          <w:szCs w:val="19"/>
+          <w:sz w:val="18"/>
+          <w:szCs w:val="18"/>
         </w:rPr>
         <w:t xml:space="preserve"> | GitHub: </w:t>
       </w:r>
-      <w:hyperlink w:history="1" r:id="rIdoi919lsb6uh19kjwmuwmq">
+      <w:hyperlink w:history="1" r:id="rIdcgwttnonki5dnu8bnillg">
         <w:r>
           <w:rPr>
             <w:rStyle w:val="Hyperlink"/>
             <w:rFonts w:ascii="Arial" w:cs="Arial" w:eastAsia="Arial" w:hAnsi="Arial"/>
-            <w:color w:val="000000"/>
-            <w:sz w:val="19"/>
-            <w:szCs w:val="19"/>
+            <w:color w:val="1155CC"/>
+            <w:sz w:val="18"/>
+            <w:szCs w:val="18"/>
           </w:rPr>
           <w:t xml:space="preserve">github.com/SreekanthWork</w:t>
         </w:r>
@@ -108,19 +108,19 @@
       <w:r>
         <w:rPr>
           <w:rFonts w:ascii="Arial" w:cs="Arial" w:eastAsia="Arial" w:hAnsi="Arial"/>
-          <w:sz w:val="19"/>
-          <w:szCs w:val="19"/>
+          <w:sz w:val="18"/>
+          <w:szCs w:val="18"/>
         </w:rPr>
         <w:t xml:space="preserve"> | Portfolio: </w:t>
       </w:r>
-      <w:hyperlink w:history="1" r:id="rIdconas8icijmkmzcfn9vmp">
+      <w:hyperlink w:history="1" r:id="rIdj_q0rhljvjfltkjd5owtr">
         <w:r>
           <w:rPr>
             <w:rStyle w:val="Hyperlink"/>
             <w:rFonts w:ascii="Arial" w:cs="Arial" w:eastAsia="Arial" w:hAnsi="Arial"/>
-            <w:color w:val="000000"/>
-            <w:sz w:val="19"/>
-            <w:szCs w:val="19"/>
+            <w:color w:val="1155CC"/>
+            <w:sz w:val="18"/>
+            <w:szCs w:val="18"/>
           </w:rPr>
           <w:t xml:space="preserve">sreekanthwork.github.io</w:t>
         </w:r>
@@ -130,33 +130,33 @@
       <w:pPr>
         <w:keepNext/>
         <w:pBdr>
-          <w:bottom w:val="single" w:color="1F3864" w:sz="8" w:space="1"/>
+          <w:bottom w:val="single" w:color="000000" w:sz="6" w:space="1"/>
         </w:pBdr>
-        <w:spacing w:after="45" w:before="100" w:line="246"/>
-      </w:pPr>
-      <w:r>
-        <w:rPr>
-          <w:rFonts w:ascii="Arial" w:cs="Arial" w:eastAsia="Arial" w:hAnsi="Arial"/>
-          <w:b/>
-          <w:bCs/>
-          <w:color w:val="1F3864"/>
-          <w:sz w:val="22"/>
-          <w:szCs w:val="22"/>
+        <w:spacing w:after="50" w:before="140" w:line="256"/>
+      </w:pPr>
+      <w:r>
+        <w:rPr>
+          <w:rFonts w:ascii="Arial" w:cs="Arial" w:eastAsia="Arial" w:hAnsi="Arial"/>
+          <w:b/>
+          <w:bCs/>
+          <w:color w:val="000000"/>
+          <w:sz w:val="21"/>
+          <w:szCs w:val="21"/>
         </w:rPr>
         <w:t xml:space="preserve">PROFESSIONAL SUMMARY</w:t>
       </w:r>
     </w:p>
     <w:p>
       <w:pPr>
-        <w:spacing w:after="0" w:before="0" w:line="246"/>
-      </w:pPr>
-      <w:r>
-        <w:rPr>
-          <w:rFonts w:ascii="Arial" w:cs="Arial" w:eastAsia="Arial" w:hAnsi="Arial"/>
-          <w:sz w:val="19"/>
-          <w:szCs w:val="19"/>
-        </w:rPr>
-        <w:t xml:space="preserve">Business Analyst (Product &amp; Data) working in a fintech trading-platform team, turning broker API, trading-data and user-behaviour problems into clear requirements, tested releases and measurable outcomes. Reduced broker account activation time from </w:t>
+        <w:spacing w:after="0" w:before="0" w:line="256"/>
+      </w:pPr>
+      <w:r>
+        <w:rPr>
+          <w:rFonts w:ascii="Arial" w:cs="Arial" w:eastAsia="Arial" w:hAnsi="Arial"/>
+          <w:sz w:val="19"/>
+          <w:szCs w:val="19"/>
+        </w:rPr>
+        <w:t xml:space="preserve">Business Analyst (Product &amp; Data) at a fintech trading-platform company, connecting broker APIs, trading data, user behaviour and release quality. Cut broker account activation from </w:t>
       </w:r>
       <w:r>
         <w:rPr>
@@ -192,7 +192,7 @@
           <w:sz w:val="19"/>
           <w:szCs w:val="19"/>
         </w:rPr>
-        <w:t xml:space="preserve"> for active users and increased order submission success by </w:t>
+        <w:t xml:space="preserve"> for active users and lifted order submission success by </w:t>
       </w:r>
       <w:r>
         <w:rPr>
@@ -210,32 +210,32 @@
           <w:sz w:val="19"/>
           <w:szCs w:val="19"/>
         </w:rPr>
-        <w:t xml:space="preserve">. Skilled in requirements gathering, user stories, UAT, SQL (PostgreSQL), API testing in Postman, product analytics and Agile delivery in Jira and Confluence.</w:t>
+        <w:t xml:space="preserve">. Hands-on with SQL (PostgreSQL), Postman, Mixpanel / Amplitude, Jira, Confluence and Excel, with Power BI for reporting.</w:t>
       </w:r>
     </w:p>
     <w:p>
       <w:pPr>
         <w:keepNext/>
         <w:pBdr>
-          <w:bottom w:val="single" w:color="1F3864" w:sz="8" w:space="1"/>
+          <w:bottom w:val="single" w:color="000000" w:sz="6" w:space="1"/>
         </w:pBdr>
-        <w:spacing w:after="45" w:before="100" w:line="246"/>
-      </w:pPr>
-      <w:r>
-        <w:rPr>
-          <w:rFonts w:ascii="Arial" w:cs="Arial" w:eastAsia="Arial" w:hAnsi="Arial"/>
-          <w:b/>
-          <w:bCs/>
-          <w:color w:val="1F3864"/>
-          <w:sz w:val="22"/>
-          <w:szCs w:val="22"/>
+        <w:spacing w:after="50" w:before="140" w:line="256"/>
+      </w:pPr>
+      <w:r>
+        <w:rPr>
+          <w:rFonts w:ascii="Arial" w:cs="Arial" w:eastAsia="Arial" w:hAnsi="Arial"/>
+          <w:b/>
+          <w:bCs/>
+          <w:color w:val="000000"/>
+          <w:sz w:val="21"/>
+          <w:szCs w:val="21"/>
         </w:rPr>
         <w:t xml:space="preserve">CORE SKILLS</w:t>
       </w:r>
     </w:p>
     <w:p>
       <w:pPr>
-        <w:spacing w:after="14" w:before="0" w:line="246"/>
+        <w:spacing w:after="18" w:before="0" w:line="256"/>
       </w:pPr>
       <w:r>
         <w:rPr>
@@ -258,7 +258,7 @@
     </w:p>
     <w:p>
       <w:pPr>
-        <w:spacing w:after="14" w:before="0" w:line="246"/>
+        <w:spacing w:after="18" w:before="0" w:line="256"/>
       </w:pPr>
       <w:r>
         <w:rPr>
@@ -281,7 +281,7 @@
     </w:p>
     <w:p>
       <w:pPr>
-        <w:spacing w:after="14" w:before="0" w:line="246"/>
+        <w:spacing w:after="18" w:before="0" w:line="256"/>
       </w:pPr>
       <w:r>
         <w:rPr>
@@ -304,7 +304,7 @@
     </w:p>
     <w:p>
       <w:pPr>
-        <w:spacing w:after="14" w:before="0" w:line="246"/>
+        <w:spacing w:after="18" w:before="0" w:line="256"/>
       </w:pPr>
       <w:r>
         <w:rPr>
@@ -327,7 +327,7 @@
     </w:p>
     <w:p>
       <w:pPr>
-        <w:spacing w:after="14" w:before="0" w:line="246"/>
+        <w:spacing w:after="18" w:before="0" w:line="256"/>
       </w:pPr>
       <w:r>
         <w:rPr>
@@ -346,58 +346,35 @@
           <w:szCs w:val="19"/>
         </w:rPr>
         <w:t xml:space="preserve">Fintech, Algorithmic Trading Systems, Broker APIs, FIX Protocol basics, Execution Analytics, Trade Journaling</w:t>
-      </w:r>
-    </w:p>
-    <w:p>
-      <w:pPr>
-        <w:spacing w:after="14" w:before="0" w:line="246"/>
-      </w:pPr>
-      <w:r>
-        <w:rPr>
-          <w:rFonts w:ascii="Arial" w:cs="Arial" w:eastAsia="Arial" w:hAnsi="Arial"/>
-          <w:b/>
-          <w:bCs/>
-          <w:sz w:val="19"/>
-          <w:szCs w:val="19"/>
-        </w:rPr>
-        <w:t xml:space="preserve">AI &amp; Productivity: </w:t>
-      </w:r>
-      <w:r>
-        <w:rPr>
-          <w:rFonts w:ascii="Arial" w:cs="Arial" w:eastAsia="Arial" w:hAnsi="Arial"/>
-          <w:sz w:val="19"/>
-          <w:szCs w:val="19"/>
-        </w:rPr>
-        <w:t xml:space="preserve">ChatGPT, Claude, Microsoft Copilot for documentation and analysis</w:t>
       </w:r>
     </w:p>
     <w:p>
       <w:pPr>
         <w:keepNext/>
         <w:pBdr>
-          <w:bottom w:val="single" w:color="1F3864" w:sz="8" w:space="1"/>
+          <w:bottom w:val="single" w:color="000000" w:sz="6" w:space="1"/>
         </w:pBdr>
-        <w:spacing w:after="45" w:before="100" w:line="246"/>
-      </w:pPr>
-      <w:r>
-        <w:rPr>
-          <w:rFonts w:ascii="Arial" w:cs="Arial" w:eastAsia="Arial" w:hAnsi="Arial"/>
-          <w:b/>
-          <w:bCs/>
-          <w:color w:val="1F3864"/>
-          <w:sz w:val="22"/>
-          <w:szCs w:val="22"/>
-        </w:rPr>
-        <w:t xml:space="preserve">WORK EXPERIENCE</w:t>
+        <w:spacing w:after="50" w:before="140" w:line="256"/>
+      </w:pPr>
+      <w:r>
+        <w:rPr>
+          <w:rFonts w:ascii="Arial" w:cs="Arial" w:eastAsia="Arial" w:hAnsi="Arial"/>
+          <w:b/>
+          <w:bCs/>
+          <w:color w:val="000000"/>
+          <w:sz w:val="21"/>
+          <w:szCs w:val="21"/>
+        </w:rPr>
+        <w:t xml:space="preserve">EXPERIENCE</w:t>
       </w:r>
     </w:p>
     <w:p>
       <w:pPr>
         <w:keepNext/>
         <w:tabs>
-          <w:tab w:val="right" w:pos="10512"/>
+          <w:tab w:val="right" w:pos="10206"/>
         </w:tabs>
-        <w:spacing w:after="0" w:before="30" w:line="246"/>
+        <w:spacing w:after="0" w:before="30" w:line="256"/>
       </w:pPr>
       <w:r>
         <w:rPr>
@@ -435,13 +412,13 @@
     </w:p>
     <w:p>
       <w:pPr>
-        <w:spacing w:after="20" w:before="0" w:line="246"/>
-      </w:pPr>
-      <w:r>
-        <w:rPr>
-          <w:rFonts w:ascii="Arial" w:cs="Arial" w:eastAsia="Arial" w:hAnsi="Arial"/>
-          <w:i/>
-          <w:iCs/>
+        <w:spacing w:after="26" w:before="0" w:line="256"/>
+      </w:pPr>
+      <w:r>
+        <w:rPr>
+          <w:rFonts w:ascii="Arial" w:cs="Arial" w:eastAsia="Arial" w:hAnsi="Arial"/>
+          <w:i w:val="false"/>
+          <w:iCs w:val="false"/>
           <w:sz w:val="19"/>
           <w:szCs w:val="19"/>
         </w:rPr>
@@ -455,7 +432,7 @@
           <w:ilvl w:val="0"/>
           <w:numId w:val="2"/>
         </w:numPr>
-        <w:spacing w:after="20" w:before="0" w:line="246"/>
+        <w:spacing w:after="26" w:before="0" w:line="256"/>
         <w:jc w:val="left"/>
       </w:pPr>
       <w:r>
@@ -510,7 +487,7 @@
           <w:ilvl w:val="0"/>
           <w:numId w:val="2"/>
         </w:numPr>
-        <w:spacing w:after="20" w:before="0" w:line="246"/>
+        <w:spacing w:after="26" w:before="0" w:line="256"/>
         <w:jc w:val="left"/>
       </w:pPr>
       <w:r>
@@ -565,7 +542,7 @@
           <w:ilvl w:val="0"/>
           <w:numId w:val="2"/>
         </w:numPr>
-        <w:spacing w:after="20" w:before="0" w:line="246"/>
+        <w:spacing w:after="26" w:before="0" w:line="256"/>
         <w:jc w:val="left"/>
       </w:pPr>
       <w:r>
@@ -620,7 +597,7 @@
           <w:ilvl w:val="0"/>
           <w:numId w:val="2"/>
         </w:numPr>
-        <w:spacing w:after="20" w:before="0" w:line="246"/>
+        <w:spacing w:after="26" w:before="0" w:line="256"/>
         <w:jc w:val="left"/>
       </w:pPr>
       <w:r>
@@ -675,7 +652,7 @@
           <w:ilvl w:val="0"/>
           <w:numId w:val="2"/>
         </w:numPr>
-        <w:spacing w:after="20" w:before="0" w:line="246"/>
+        <w:spacing w:after="26" w:before="0" w:line="256"/>
         <w:jc w:val="left"/>
       </w:pPr>
       <w:r>
@@ -712,7 +689,7 @@
           <w:ilvl w:val="0"/>
           <w:numId w:val="2"/>
         </w:numPr>
-        <w:spacing w:after="20" w:before="0" w:line="246"/>
+        <w:spacing w:after="26" w:before="0" w:line="256"/>
         <w:jc w:val="left"/>
       </w:pPr>
       <w:r>
@@ -746,18 +723,18 @@
       <w:pPr>
         <w:keepNext/>
         <w:pBdr>
-          <w:bottom w:val="single" w:color="1F3864" w:sz="8" w:space="1"/>
+          <w:bottom w:val="single" w:color="000000" w:sz="6" w:space="1"/>
         </w:pBdr>
-        <w:spacing w:after="45" w:before="100" w:line="246"/>
-      </w:pPr>
-      <w:r>
-        <w:rPr>
-          <w:rFonts w:ascii="Arial" w:cs="Arial" w:eastAsia="Arial" w:hAnsi="Arial"/>
-          <w:b/>
-          <w:bCs/>
-          <w:color w:val="1F3864"/>
-          <w:sz w:val="22"/>
-          <w:szCs w:val="22"/>
+        <w:spacing w:after="50" w:before="140" w:line="256"/>
+      </w:pPr>
+      <w:r>
+        <w:rPr>
+          <w:rFonts w:ascii="Arial" w:cs="Arial" w:eastAsia="Arial" w:hAnsi="Arial"/>
+          <w:b/>
+          <w:bCs/>
+          <w:color w:val="000000"/>
+          <w:sz w:val="21"/>
+          <w:szCs w:val="21"/>
         </w:rPr>
         <w:t xml:space="preserve">PROJECTS</w:t>
       </w:r>
@@ -766,9 +743,9 @@
       <w:pPr>
         <w:keepNext/>
         <w:tabs>
-          <w:tab w:val="right" w:pos="10512"/>
+          <w:tab w:val="right" w:pos="10206"/>
         </w:tabs>
-        <w:spacing w:after="0" w:before="30" w:line="246"/>
+        <w:spacing w:after="0" w:before="30" w:line="256"/>
       </w:pPr>
       <w:r>
         <w:rPr>
@@ -797,7 +774,7 @@
     <w:p>
       <w:pPr>
         <w:keepNext/>
-        <w:spacing w:after="20" w:before="0" w:line="246"/>
+        <w:spacing w:after="26" w:before="0" w:line="256"/>
       </w:pPr>
       <w:r>
         <w:rPr>
@@ -817,7 +794,7 @@
           <w:ilvl w:val="0"/>
           <w:numId w:val="2"/>
         </w:numPr>
-        <w:spacing w:after="20" w:before="0" w:line="246"/>
+        <w:spacing w:after="26" w:before="0" w:line="256"/>
         <w:jc w:val="left"/>
       </w:pPr>
       <w:r>
@@ -836,7 +813,7 @@
           <w:ilvl w:val="0"/>
           <w:numId w:val="2"/>
         </w:numPr>
-        <w:spacing w:after="20" w:before="0" w:line="246"/>
+        <w:spacing w:after="26" w:before="0" w:line="256"/>
         <w:jc w:val="left"/>
       </w:pPr>
       <w:r>
@@ -855,7 +832,7 @@
           <w:ilvl w:val="0"/>
           <w:numId w:val="2"/>
         </w:numPr>
-        <w:spacing w:after="20" w:before="0" w:line="246"/>
+        <w:spacing w:after="26" w:before="0" w:line="256"/>
         <w:jc w:val="left"/>
       </w:pPr>
       <w:r>
@@ -874,7 +851,7 @@
           <w:ilvl w:val="0"/>
           <w:numId w:val="2"/>
         </w:numPr>
-        <w:spacing w:after="20" w:before="0" w:line="246"/>
+        <w:spacing w:after="26" w:before="0" w:line="256"/>
         <w:jc w:val="left"/>
       </w:pPr>
       <w:r>
@@ -893,7 +870,7 @@
           <w:ilvl w:val="0"/>
           <w:numId w:val="2"/>
         </w:numPr>
-        <w:spacing w:after="20" w:before="0" w:line="246"/>
+        <w:spacing w:after="26" w:before="0" w:line="256"/>
         <w:jc w:val="left"/>
       </w:pPr>
       <w:r>
@@ -909,18 +886,18 @@
       <w:pPr>
         <w:keepNext/>
         <w:pBdr>
-          <w:bottom w:val="single" w:color="1F3864" w:sz="8" w:space="1"/>
+          <w:bottom w:val="single" w:color="000000" w:sz="6" w:space="1"/>
         </w:pBdr>
-        <w:spacing w:after="45" w:before="100" w:line="246"/>
-      </w:pPr>
-      <w:r>
-        <w:rPr>
-          <w:rFonts w:ascii="Arial" w:cs="Arial" w:eastAsia="Arial" w:hAnsi="Arial"/>
-          <w:b/>
-          <w:bCs/>
-          <w:color w:val="1F3864"/>
-          <w:sz w:val="22"/>
-          <w:szCs w:val="22"/>
+        <w:spacing w:after="50" w:before="140" w:line="256"/>
+      </w:pPr>
+      <w:r>
+        <w:rPr>
+          <w:rFonts w:ascii="Arial" w:cs="Arial" w:eastAsia="Arial" w:hAnsi="Arial"/>
+          <w:b/>
+          <w:bCs/>
+          <w:color w:val="000000"/>
+          <w:sz w:val="21"/>
+          <w:szCs w:val="21"/>
         </w:rPr>
         <w:t xml:space="preserve">EDUCATION</w:t>
       </w:r>
@@ -929,9 +906,9 @@
       <w:pPr>
         <w:keepNext/>
         <w:tabs>
-          <w:tab w:val="right" w:pos="10512"/>
+          <w:tab w:val="right" w:pos="10206"/>
         </w:tabs>
-        <w:spacing w:after="0" w:before="0" w:line="246"/>
+        <w:spacing w:after="0" w:before="0" w:line="256"/>
       </w:pPr>
       <w:r>
         <w:rPr>
@@ -957,7 +934,7 @@
     </w:p>
     <w:p>
       <w:pPr>
-        <w:spacing w:after="0" w:before="0" w:line="246"/>
+        <w:spacing w:after="0" w:before="0" w:line="256"/>
       </w:pPr>
       <w:r>
         <w:rPr>
@@ -970,7 +947,50 @@
     </w:p>
     <w:p>
       <w:pPr>
-        <w:spacing w:after="0" w:before="20" w:line="246"/>
+        <w:keepNext/>
+        <w:pBdr>
+          <w:bottom w:val="single" w:color="000000" w:sz="6" w:space="1"/>
+        </w:pBdr>
+        <w:spacing w:after="50" w:before="140" w:line="256"/>
+      </w:pPr>
+      <w:r>
+        <w:rPr>
+          <w:rFonts w:ascii="Arial" w:cs="Arial" w:eastAsia="Arial" w:hAnsi="Arial"/>
+          <w:b/>
+          <w:bCs/>
+          <w:color w:val="000000"/>
+          <w:sz w:val="21"/>
+          <w:szCs w:val="21"/>
+        </w:rPr>
+        <w:t xml:space="preserve">TOOLS &amp; LANGUAGES</w:t>
+      </w:r>
+    </w:p>
+    <w:p>
+      <w:pPr>
+        <w:spacing w:after="18" w:before="0" w:line="256"/>
+      </w:pPr>
+      <w:r>
+        <w:rPr>
+          <w:rFonts w:ascii="Arial" w:cs="Arial" w:eastAsia="Arial" w:hAnsi="Arial"/>
+          <w:b/>
+          <w:bCs/>
+          <w:sz w:val="19"/>
+          <w:szCs w:val="19"/>
+        </w:rPr>
+        <w:t xml:space="preserve">Tools: </w:t>
+      </w:r>
+      <w:r>
+        <w:rPr>
+          <w:rFonts w:ascii="Arial" w:cs="Arial" w:eastAsia="Arial" w:hAnsi="Arial"/>
+          <w:sz w:val="19"/>
+          <w:szCs w:val="19"/>
+        </w:rPr>
+        <w:t xml:space="preserve">SQL (PostgreSQL), Excel, Power BI, Postman, Mixpanel, Amplitude, Jira, Confluence, ChatGPT, Claude, Copilot</w:t>
+      </w:r>
+    </w:p>
+    <w:p>
+      <w:pPr>
+        <w:spacing w:after="0" w:before="0" w:line="256"/>
       </w:pPr>
       <w:r>
         <w:rPr>
@@ -992,8 +1012,8 @@
       </w:r>
     </w:p>
     <w:sectPr>
-      <w:pgSz w:w="12240" w:h="15840" w:orient="portrait"/>
-      <w:pgMar w:top="560" w:right="864" w:bottom="560" w:left="864" w:header="300" w:footer="300" w:gutter="0"/>
+      <w:pgSz w:w="11906" w:h="16838" w:orient="portrait"/>
+      <w:pgMar w:top="640" w:right="850" w:bottom="640" w:left="850" w:header="300" w:footer="300" w:gutter="0"/>
       <w:pgNumType/>
       <w:docGrid w:linePitch="360"/>
     </w:sectPr>
@@ -1173,7 +1193,7 @@
       <w:lvlText w:val="•"/>
       <w:lvlJc w:val="left"/>
       <w:pPr>
-        <w:ind w:left="360" w:hanging="220"/>
+        <w:ind w:left="400" w:hanging="220"/>
       </w:pPr>
     </w:lvl>
   </w:abstractNum>
@@ -1381,7 +1401,7 @@
     <w:uiPriority w:val="99"/>
     <w:unhideWhenUsed/>
     <w:rPr>
-      <w:color w:val="000000"/>
+      <w:color w:val="1155CC"/>
     </w:rPr>
   </w:style>
 </w:styles>
